--- a/csv_parser/out/RS-ERROR/RS-ERROR.schema.docx
+++ b/csv_parser/out/RS-ERROR/RS-ERROR.schema.docx
@@ -462,7 +462,7 @@
           </w:tcPr>
           <w:p>
             <w:r>
-              <w:t>Code numerique represenant l'erreur</w:t>
+              <w:t>Code numerique representant l'erreur</w:t>
             </w:r>
           </w:p>
         </w:tc>

--- a/csv_parser/out/RS-ERROR/RS-ERROR.schema.docx
+++ b/csv_parser/out/RS-ERROR/RS-ERROR.schema.docx
@@ -442,7 +442,7 @@
           </w:tcPr>
           <w:p>
             <w:r>
-              <w:t>number</w:t>
+              <w:t>integer</w:t>
             </w:r>
           </w:p>
         </w:tc>
